--- a/MEHREEN KHAN_timetable.docx
+++ b/MEHREEN KHAN_timetable.docx
@@ -130,16 +130,8 @@
           </w:tcPr>
           <w:p>
             <w:r>
-              <w:t>8:00-8:50</w:t>
+              <w:t>8:00-8:45</w:t>
             </w:r>
-          </w:p>
-        </w:tc>
-        <w:tc>
-          <w:tcPr>
-            <w:tcW w:type="dxa" w:w="1080"/>
-          </w:tcPr>
-          <w:p>
-            <w:r/>
           </w:p>
         </w:tc>
         <w:tc>
@@ -195,6 +187,14 @@
             <w:tcW w:type="dxa" w:w="1080"/>
           </w:tcPr>
           <w:p>
+            <w:r/>
+          </w:p>
+        </w:tc>
+        <w:tc>
+          <w:tcPr>
+            <w:tcW w:type="dxa" w:w="1080"/>
+          </w:tcPr>
+          <w:p>
             <w:r>
               <w:t>8:00-8:40</w:t>
             </w:r>
@@ -218,7 +218,259 @@
           </w:tcPr>
           <w:p>
             <w:r>
-              <w:t>8:50-9:30</w:t>
+              <w:t>8:45-9:30</w:t>
+            </w:r>
+          </w:p>
+        </w:tc>
+        <w:tc>
+          <w:tcPr>
+            <w:tcW w:type="dxa" w:w="1080"/>
+          </w:tcPr>
+          <w:p>
+            <w:r>
+              <w:t>7D</w:t>
+              <w:br/>
+              <w:t>ENGLISH</w:t>
+            </w:r>
+          </w:p>
+        </w:tc>
+        <w:tc>
+          <w:tcPr>
+            <w:tcW w:type="dxa" w:w="1080"/>
+          </w:tcPr>
+          <w:p>
+            <w:r/>
+          </w:p>
+        </w:tc>
+        <w:tc>
+          <w:tcPr>
+            <w:tcW w:type="dxa" w:w="1080"/>
+          </w:tcPr>
+          <w:p>
+            <w:r/>
+          </w:p>
+        </w:tc>
+        <w:tc>
+          <w:tcPr>
+            <w:tcW w:type="dxa" w:w="1080"/>
+          </w:tcPr>
+          <w:p>
+            <w:r/>
+          </w:p>
+        </w:tc>
+        <w:tc>
+          <w:tcPr>
+            <w:tcW w:type="dxa" w:w="1080"/>
+          </w:tcPr>
+          <w:p>
+            <w:r>
+              <w:t>10C</w:t>
+              <w:br/>
+              <w:t>ENGLISH</w:t>
+            </w:r>
+          </w:p>
+        </w:tc>
+        <w:tc>
+          <w:tcPr>
+            <w:tcW w:type="dxa" w:w="1080"/>
+          </w:tcPr>
+          <w:p>
+            <w:r>
+              <w:t>8:40-9:15</w:t>
+            </w:r>
+          </w:p>
+        </w:tc>
+      </w:tr>
+      <w:tr>
+        <w:tc>
+          <w:tcPr>
+            <w:tcW w:type="dxa" w:w="1080"/>
+          </w:tcPr>
+          <w:p>
+            <w:r>
+              <w:t>P3</w:t>
+            </w:r>
+          </w:p>
+        </w:tc>
+        <w:tc>
+          <w:tcPr>
+            <w:tcW w:type="dxa" w:w="1080"/>
+          </w:tcPr>
+          <w:p>
+            <w:r>
+              <w:t>9:30-10:15</w:t>
+            </w:r>
+          </w:p>
+        </w:tc>
+        <w:tc>
+          <w:tcPr>
+            <w:tcW w:type="dxa" w:w="1080"/>
+          </w:tcPr>
+          <w:p>
+            <w:r/>
+          </w:p>
+        </w:tc>
+        <w:tc>
+          <w:tcPr>
+            <w:tcW w:type="dxa" w:w="1080"/>
+          </w:tcPr>
+          <w:p>
+            <w:r>
+              <w:t>6A</w:t>
+              <w:br/>
+              <w:t>ENGLISH</w:t>
+            </w:r>
+          </w:p>
+        </w:tc>
+        <w:tc>
+          <w:tcPr>
+            <w:tcW w:type="dxa" w:w="1080"/>
+          </w:tcPr>
+          <w:p>
+            <w:r>
+              <w:t>6A</w:t>
+              <w:br/>
+              <w:t>ENGLISH</w:t>
+            </w:r>
+          </w:p>
+        </w:tc>
+        <w:tc>
+          <w:tcPr>
+            <w:tcW w:type="dxa" w:w="1080"/>
+          </w:tcPr>
+          <w:p>
+            <w:r/>
+          </w:p>
+        </w:tc>
+        <w:tc>
+          <w:tcPr>
+            <w:tcW w:type="dxa" w:w="1080"/>
+          </w:tcPr>
+          <w:p>
+            <w:r>
+              <w:t>8D</w:t>
+              <w:br/>
+              <w:t>ENGLISH</w:t>
+            </w:r>
+          </w:p>
+        </w:tc>
+        <w:tc>
+          <w:tcPr>
+            <w:tcW w:type="dxa" w:w="1080"/>
+          </w:tcPr>
+          <w:p>
+            <w:r>
+              <w:t>9:15-9:50</w:t>
+            </w:r>
+          </w:p>
+        </w:tc>
+      </w:tr>
+      <w:tr>
+        <w:tc>
+          <w:tcPr>
+            <w:tcW w:type="dxa" w:w="1080"/>
+          </w:tcPr>
+          <w:p>
+            <w:r>
+              <w:t>P4</w:t>
+            </w:r>
+          </w:p>
+        </w:tc>
+        <w:tc>
+          <w:tcPr>
+            <w:tcW w:type="dxa" w:w="1080"/>
+          </w:tcPr>
+          <w:p>
+            <w:r>
+              <w:t>10:15-11:00</w:t>
+            </w:r>
+          </w:p>
+        </w:tc>
+        <w:tc>
+          <w:tcPr>
+            <w:tcW w:type="dxa" w:w="1080"/>
+          </w:tcPr>
+          <w:p>
+            <w:r>
+              <w:t>9C</w:t>
+              <w:br/>
+              <w:t>ENGLISH</w:t>
+            </w:r>
+          </w:p>
+        </w:tc>
+        <w:tc>
+          <w:tcPr>
+            <w:tcW w:type="dxa" w:w="1080"/>
+          </w:tcPr>
+          <w:p>
+            <w:r>
+              <w:t>7D</w:t>
+              <w:br/>
+              <w:t>ENGLISH</w:t>
+            </w:r>
+          </w:p>
+        </w:tc>
+        <w:tc>
+          <w:tcPr>
+            <w:tcW w:type="dxa" w:w="1080"/>
+          </w:tcPr>
+          <w:p>
+            <w:r/>
+          </w:p>
+        </w:tc>
+        <w:tc>
+          <w:tcPr>
+            <w:tcW w:type="dxa" w:w="1080"/>
+          </w:tcPr>
+          <w:p>
+            <w:r>
+              <w:t>7D</w:t>
+              <w:br/>
+              <w:t>ENGLISH</w:t>
+            </w:r>
+          </w:p>
+        </w:tc>
+        <w:tc>
+          <w:tcPr>
+            <w:tcW w:type="dxa" w:w="1080"/>
+          </w:tcPr>
+          <w:p>
+            <w:r>
+              <w:t>6A</w:t>
+              <w:br/>
+              <w:t>ENGLISH</w:t>
+            </w:r>
+          </w:p>
+        </w:tc>
+        <w:tc>
+          <w:tcPr>
+            <w:tcW w:type="dxa" w:w="1080"/>
+          </w:tcPr>
+          <w:p>
+            <w:r>
+              <w:t>9:50-10:25</w:t>
+            </w:r>
+          </w:p>
+        </w:tc>
+      </w:tr>
+      <w:tr>
+        <w:tc>
+          <w:tcPr>
+            <w:tcW w:type="dxa" w:w="1080"/>
+          </w:tcPr>
+          <w:p>
+            <w:r>
+              <w:t>Lunch</w:t>
+            </w:r>
+          </w:p>
+        </w:tc>
+        <w:tc>
+          <w:tcPr>
+            <w:tcW w:type="dxa" w:w="1080"/>
+          </w:tcPr>
+          <w:p>
+            <w:r>
+              <w:t>11:00-11:30</w:t>
             </w:r>
           </w:p>
         </w:tc>
@@ -268,7 +520,7 @@
           </w:tcPr>
           <w:p>
             <w:r>
-              <w:t>8:40-9:15</w:t>
+              <w:t>10:25-10:55</w:t>
             </w:r>
           </w:p>
         </w:tc>
@@ -280,7 +532,7 @@
           </w:tcPr>
           <w:p>
             <w:r>
-              <w:t>P3</w:t>
+              <w:t>P5</w:t>
             </w:r>
           </w:p>
         </w:tc>
@@ -290,7 +542,7 @@
           </w:tcPr>
           <w:p>
             <w:r>
-              <w:t>9:30-10:10</w:t>
+              <w:t>11:30-12:15</w:t>
             </w:r>
           </w:p>
         </w:tc>
@@ -312,7 +564,7 @@
           </w:tcPr>
           <w:p>
             <w:r>
-              <w:t>6A</w:t>
+              <w:t>10C</w:t>
               <w:br/>
               <w:t>ENGLISH</w:t>
             </w:r>
@@ -336,75 +588,7 @@
           </w:tcPr>
           <w:p>
             <w:r>
-              <w:t>6A</w:t>
-              <w:br/>
-              <w:t>ENGLISH</w:t>
-            </w:r>
-          </w:p>
-        </w:tc>
-        <w:tc>
-          <w:tcPr>
-            <w:tcW w:type="dxa" w:w="1080"/>
-          </w:tcPr>
-          <w:p>
-            <w:r>
-              <w:t>8B</w:t>
-              <w:br/>
-              <w:t>ENGLISH</w:t>
-            </w:r>
-          </w:p>
-        </w:tc>
-        <w:tc>
-          <w:tcPr>
-            <w:tcW w:type="dxa" w:w="1080"/>
-          </w:tcPr>
-          <w:p>
-            <w:r>
-              <w:t>9:15-9:50</w:t>
-            </w:r>
-          </w:p>
-        </w:tc>
-      </w:tr>
-      <w:tr>
-        <w:tc>
-          <w:tcPr>
-            <w:tcW w:type="dxa" w:w="1080"/>
-          </w:tcPr>
-          <w:p>
-            <w:r>
-              <w:t>P4</w:t>
-            </w:r>
-          </w:p>
-        </w:tc>
-        <w:tc>
-          <w:tcPr>
-            <w:tcW w:type="dxa" w:w="1080"/>
-          </w:tcPr>
-          <w:p>
-            <w:r>
-              <w:t>10:10-10:50</w:t>
-            </w:r>
-          </w:p>
-        </w:tc>
-        <w:tc>
-          <w:tcPr>
-            <w:tcW w:type="dxa" w:w="1080"/>
-          </w:tcPr>
-          <w:p>
-            <w:r>
-              <w:t>7D</w:t>
-              <w:br/>
-              <w:t>ENGLISH</w:t>
-            </w:r>
-          </w:p>
-        </w:tc>
-        <w:tc>
-          <w:tcPr>
-            <w:tcW w:type="dxa" w:w="1080"/>
-          </w:tcPr>
-          <w:p>
-            <w:r>
-              <w:t>8B</w:t>
+              <w:t>9C</w:t>
               <w:br/>
               <w:t>ENGLISH</w:t>
             </w:r>
@@ -428,193 +612,7 @@
           </w:tcPr>
           <w:p>
             <w:r>
-              <w:t>8D</w:t>
-              <w:br/>
-              <w:t>ENGLISH</w:t>
-            </w:r>
-          </w:p>
-        </w:tc>
-        <w:tc>
-          <w:tcPr>
-            <w:tcW w:type="dxa" w:w="1080"/>
-          </w:tcPr>
-          <w:p>
-            <w:r>
-              <w:t>9C</w:t>
-              <w:br/>
-              <w:t>ENGLISH</w:t>
-            </w:r>
-          </w:p>
-        </w:tc>
-        <w:tc>
-          <w:tcPr>
-            <w:tcW w:type="dxa" w:w="1080"/>
-          </w:tcPr>
-          <w:p>
-            <w:r>
-              <w:t>9:50-10:25</w:t>
-            </w:r>
-          </w:p>
-        </w:tc>
-      </w:tr>
-      <w:tr>
-        <w:tc>
-          <w:tcPr>
-            <w:tcW w:type="dxa" w:w="1080"/>
-          </w:tcPr>
-          <w:p>
-            <w:r>
-              <w:t>P5</w:t>
-            </w:r>
-          </w:p>
-        </w:tc>
-        <w:tc>
-          <w:tcPr>
-            <w:tcW w:type="dxa" w:w="1080"/>
-          </w:tcPr>
-          <w:p>
-            <w:r>
-              <w:t>10:50-11:30</w:t>
-            </w:r>
-          </w:p>
-        </w:tc>
-        <w:tc>
-          <w:tcPr>
-            <w:tcW w:type="dxa" w:w="1080"/>
-          </w:tcPr>
-          <w:p>
-            <w:r>
-              <w:t>8B</w:t>
-              <w:br/>
-              <w:t>ENGLISH</w:t>
-            </w:r>
-          </w:p>
-        </w:tc>
-        <w:tc>
-          <w:tcPr>
-            <w:tcW w:type="dxa" w:w="1080"/>
-          </w:tcPr>
-          <w:p>
-            <w:r>
-              <w:t>9C</w:t>
-              <w:br/>
-              <w:t>ENGLISH</w:t>
-            </w:r>
-          </w:p>
-        </w:tc>
-        <w:tc>
-          <w:tcPr>
-            <w:tcW w:type="dxa" w:w="1080"/>
-          </w:tcPr>
-          <w:p>
-            <w:r/>
-          </w:p>
-        </w:tc>
-        <w:tc>
-          <w:tcPr>
-            <w:tcW w:type="dxa" w:w="1080"/>
-          </w:tcPr>
-          <w:p>
-            <w:r>
-              <w:t>8B</w:t>
-              <w:br/>
-              <w:t>ENGLISH</w:t>
-            </w:r>
-          </w:p>
-        </w:tc>
-        <w:tc>
-          <w:tcPr>
-            <w:tcW w:type="dxa" w:w="1080"/>
-          </w:tcPr>
-          <w:p>
-            <w:r>
-              <w:t>Lunch</w:t>
-            </w:r>
-          </w:p>
-        </w:tc>
-        <w:tc>
-          <w:tcPr>
-            <w:tcW w:type="dxa" w:w="1080"/>
-          </w:tcPr>
-          <w:p>
-            <w:r>
               <w:t>10:55-11:35</w:t>
-            </w:r>
-          </w:p>
-        </w:tc>
-      </w:tr>
-      <w:tr>
-        <w:tc>
-          <w:tcPr>
-            <w:tcW w:type="dxa" w:w="1080"/>
-          </w:tcPr>
-          <w:p>
-            <w:r>
-              <w:t>Lunch</w:t>
-            </w:r>
-          </w:p>
-        </w:tc>
-        <w:tc>
-          <w:tcPr>
-            <w:tcW w:type="dxa" w:w="1080"/>
-          </w:tcPr>
-          <w:p>
-            <w:r>
-              <w:t>11:30-12:00</w:t>
-            </w:r>
-          </w:p>
-        </w:tc>
-        <w:tc>
-          <w:tcPr>
-            <w:tcW w:type="dxa" w:w="1080"/>
-          </w:tcPr>
-          <w:p>
-            <w:r/>
-          </w:p>
-        </w:tc>
-        <w:tc>
-          <w:tcPr>
-            <w:tcW w:type="dxa" w:w="1080"/>
-          </w:tcPr>
-          <w:p>
-            <w:r/>
-          </w:p>
-        </w:tc>
-        <w:tc>
-          <w:tcPr>
-            <w:tcW w:type="dxa" w:w="1080"/>
-          </w:tcPr>
-          <w:p>
-            <w:r/>
-          </w:p>
-        </w:tc>
-        <w:tc>
-          <w:tcPr>
-            <w:tcW w:type="dxa" w:w="1080"/>
-          </w:tcPr>
-          <w:p>
-            <w:r/>
-          </w:p>
-        </w:tc>
-        <w:tc>
-          <w:tcPr>
-            <w:tcW w:type="dxa" w:w="1080"/>
-          </w:tcPr>
-          <w:p>
-            <w:r>
-              <w:t>7D</w:t>
-              <w:br/>
-              <w:t>ENGLISH</w:t>
-            </w:r>
-          </w:p>
-        </w:tc>
-        <w:tc>
-          <w:tcPr>
-            <w:tcW w:type="dxa" w:w="1080"/>
-          </w:tcPr>
-          <w:p>
-            <w:r>
-              <w:t>10:25-10:55</w:t>
             </w:r>
           </w:p>
         </w:tc>
@@ -636,7 +634,19 @@
           </w:tcPr>
           <w:p>
             <w:r>
-              <w:t>12:00-12:40</w:t>
+              <w:t>12:15-1:00</w:t>
+            </w:r>
+          </w:p>
+        </w:tc>
+        <w:tc>
+          <w:tcPr>
+            <w:tcW w:type="dxa" w:w="1080"/>
+          </w:tcPr>
+          <w:p>
+            <w:r>
+              <w:t>10C</w:t>
+              <w:br/>
+              <w:t>ENGLISH</w:t>
             </w:r>
           </w:p>
         </w:tc>
@@ -653,15 +663,11 @@
             <w:tcW w:type="dxa" w:w="1080"/>
           </w:tcPr>
           <w:p>
-            <w:r/>
-          </w:p>
-        </w:tc>
-        <w:tc>
-          <w:tcPr>
-            <w:tcW w:type="dxa" w:w="1080"/>
-          </w:tcPr>
-          <w:p>
-            <w:r/>
+            <w:r>
+              <w:t>10C</w:t>
+              <w:br/>
+              <w:t>ENGLISH</w:t>
+            </w:r>
           </w:p>
         </w:tc>
         <w:tc>
@@ -678,7 +684,7 @@
           </w:tcPr>
           <w:p>
             <w:r>
-              <w:t>6A</w:t>
+              <w:t>7D</w:t>
               <w:br/>
               <w:t>ENGLISH</w:t>
             </w:r>
@@ -712,7 +718,7 @@
           </w:tcPr>
           <w:p>
             <w:r>
-              <w:t>12:40-1:20</w:t>
+              <w:t>1:00-1:45</w:t>
             </w:r>
           </w:p>
         </w:tc>
@@ -729,8 +735,16 @@
             <w:tcW w:type="dxa" w:w="1080"/>
           </w:tcPr>
           <w:p>
+            <w:r/>
+          </w:p>
+        </w:tc>
+        <w:tc>
+          <w:tcPr>
+            <w:tcW w:type="dxa" w:w="1080"/>
+          </w:tcPr>
+          <w:p>
             <w:r>
-              <w:t>7D</w:t>
+              <w:t>9C</w:t>
               <w:br/>
               <w:t>ENGLISH</w:t>
             </w:r>
@@ -742,19 +756,7 @@
           </w:tcPr>
           <w:p>
             <w:r>
-              <w:t>8B</w:t>
-              <w:br/>
-              <w:t>ENGLISH</w:t>
-            </w:r>
-          </w:p>
-        </w:tc>
-        <w:tc>
-          <w:tcPr>
-            <w:tcW w:type="dxa" w:w="1080"/>
-          </w:tcPr>
-          <w:p>
-            <w:r>
-              <w:t>7D</w:t>
+              <w:t>10C</w:t>
               <w:br/>
               <w:t>ENGLISH</w:t>
             </w:r>
@@ -794,8 +796,16 @@
           </w:tcPr>
           <w:p>
             <w:r>
-              <w:t>1:20-2:00</w:t>
+              <w:t>1:45-2:30</w:t>
             </w:r>
+          </w:p>
+        </w:tc>
+        <w:tc>
+          <w:tcPr>
+            <w:tcW w:type="dxa" w:w="1080"/>
+          </w:tcPr>
+          <w:p>
+            <w:r/>
           </w:p>
         </w:tc>
         <w:tc>
@@ -825,18 +835,6 @@
           <w:p>
             <w:r>
               <w:t>6A</w:t>
-              <w:br/>
-              <w:t>ENGLISH</w:t>
-            </w:r>
-          </w:p>
-        </w:tc>
-        <w:tc>
-          <w:tcPr>
-            <w:tcW w:type="dxa" w:w="1080"/>
-          </w:tcPr>
-          <w:p>
-            <w:r>
-              <w:t>9C</w:t>
               <w:br/>
               <w:t>ENGLISH</w:t>
             </w:r>

--- a/MEHREEN KHAN_timetable.docx
+++ b/MEHREEN KHAN_timetable.docx
@@ -130,7 +130,7 @@
           </w:tcPr>
           <w:p>
             <w:r>
-              <w:t>8:00-8:45</w:t>
+              <w:t>8:00-8:50</w:t>
             </w:r>
           </w:p>
         </w:tc>
@@ -218,7 +218,7 @@
           </w:tcPr>
           <w:p>
             <w:r>
-              <w:t>8:45-9:30</w:t>
+              <w:t>8:50-9:30</w:t>
             </w:r>
           </w:p>
         </w:tc>
@@ -298,7 +298,7 @@
           </w:tcPr>
           <w:p>
             <w:r>
-              <w:t>9:30-10:15</w:t>
+              <w:t>9:30-10:10</w:t>
             </w:r>
           </w:p>
         </w:tc>
@@ -382,7 +382,7 @@
           </w:tcPr>
           <w:p>
             <w:r>
-              <w:t>10:15-11:00</w:t>
+              <w:t>10:10-10:50</w:t>
             </w:r>
           </w:p>
         </w:tc>
@@ -470,7 +470,7 @@
           </w:tcPr>
           <w:p>
             <w:r>
-              <w:t>11:00-11:30</w:t>
+              <w:t>10:50-11:20</w:t>
             </w:r>
           </w:p>
         </w:tc>
@@ -542,7 +542,7 @@
           </w:tcPr>
           <w:p>
             <w:r>
-              <w:t>11:30-12:15</w:t>
+              <w:t>11:20-12:00</w:t>
             </w:r>
           </w:p>
         </w:tc>
@@ -634,7 +634,7 @@
           </w:tcPr>
           <w:p>
             <w:r>
-              <w:t>12:15-1:00</w:t>
+              <w:t>12:00-12:40</w:t>
             </w:r>
           </w:p>
         </w:tc>
@@ -718,7 +718,7 @@
           </w:tcPr>
           <w:p>
             <w:r>
-              <w:t>1:00-1:45</w:t>
+              <w:t>12:40-1:20</w:t>
             </w:r>
           </w:p>
         </w:tc>
@@ -796,7 +796,7 @@
           </w:tcPr>
           <w:p>
             <w:r>
-              <w:t>1:45-2:30</w:t>
+              <w:t>1:20-2:00</w:t>
             </w:r>
           </w:p>
         </w:tc>

--- a/MEHREEN KHAN_timetable.docx
+++ b/MEHREEN KHAN_timetable.docx
@@ -22,92 +22,116 @@
         <w:tblLook w:firstColumn="1" w:firstRow="1" w:lastColumn="0" w:lastRow="0" w:noHBand="0" w:noVBand="1" w:val="04A0"/>
       </w:tblPr>
       <w:tblGrid>
-        <w:gridCol w:w="1080"/>
-        <w:gridCol w:w="1080"/>
-        <w:gridCol w:w="1080"/>
-        <w:gridCol w:w="1080"/>
-        <w:gridCol w:w="1080"/>
-        <w:gridCol w:w="1080"/>
-        <w:gridCol w:w="1080"/>
-        <w:gridCol w:w="1080"/>
+        <w:gridCol w:w="1530"/>
+        <w:gridCol w:w="1530"/>
+        <w:gridCol w:w="1530"/>
+        <w:gridCol w:w="1530"/>
+        <w:gridCol w:w="1530"/>
+        <w:gridCol w:w="1530"/>
+        <w:gridCol w:w="1530"/>
+        <w:gridCol w:w="1530"/>
       </w:tblGrid>
       <w:tr>
         <w:tc>
           <w:tcPr>
-            <w:tcW w:type="dxa" w:w="1080"/>
+            <w:tcW w:type="dxa" w:w="1530"/>
           </w:tcPr>
           <w:p>
             <w:r>
+              <w:rPr>
+                <w:b/>
+              </w:rPr>
               <w:t>Period</w:t>
             </w:r>
           </w:p>
         </w:tc>
         <w:tc>
           <w:tcPr>
-            <w:tcW w:type="dxa" w:w="1080"/>
+            <w:tcW w:type="dxa" w:w="1530"/>
           </w:tcPr>
           <w:p>
             <w:r>
-              <w:t>Mon-Thu Time</w:t>
+              <w:rPr>
+                <w:b/>
+              </w:rPr>
+              <w:t>Mon-Wed Time</w:t>
             </w:r>
           </w:p>
         </w:tc>
         <w:tc>
           <w:tcPr>
-            <w:tcW w:type="dxa" w:w="1080"/>
+            <w:tcW w:type="dxa" w:w="1530"/>
           </w:tcPr>
           <w:p>
             <w:r>
+              <w:rPr>
+                <w:b/>
+              </w:rPr>
               <w:t>Mon</w:t>
             </w:r>
           </w:p>
         </w:tc>
         <w:tc>
           <w:tcPr>
-            <w:tcW w:type="dxa" w:w="1080"/>
+            <w:tcW w:type="dxa" w:w="1530"/>
           </w:tcPr>
           <w:p>
             <w:r>
+              <w:rPr>
+                <w:b/>
+              </w:rPr>
               <w:t>Tue</w:t>
             </w:r>
           </w:p>
         </w:tc>
         <w:tc>
           <w:tcPr>
-            <w:tcW w:type="dxa" w:w="1080"/>
+            <w:tcW w:type="dxa" w:w="1530"/>
           </w:tcPr>
           <w:p>
             <w:r>
+              <w:rPr>
+                <w:b/>
+              </w:rPr>
               <w:t>Wed</w:t>
             </w:r>
           </w:p>
         </w:tc>
         <w:tc>
           <w:tcPr>
-            <w:tcW w:type="dxa" w:w="1080"/>
+            <w:tcW w:type="dxa" w:w="1530"/>
           </w:tcPr>
           <w:p>
             <w:r>
+              <w:rPr>
+                <w:b/>
+              </w:rPr>
               <w:t>Thu</w:t>
             </w:r>
           </w:p>
         </w:tc>
         <w:tc>
           <w:tcPr>
-            <w:tcW w:type="dxa" w:w="1080"/>
+            <w:tcW w:type="dxa" w:w="1530"/>
           </w:tcPr>
           <w:p>
             <w:r>
+              <w:rPr>
+                <w:b/>
+              </w:rPr>
               <w:t>Fri</w:t>
             </w:r>
           </w:p>
         </w:tc>
         <w:tc>
           <w:tcPr>
-            <w:tcW w:type="dxa" w:w="1080"/>
+            <w:tcW w:type="dxa" w:w="1530"/>
           </w:tcPr>
           <w:p>
             <w:r>
+              <w:rPr>
+                <w:b/>
+              </w:rPr>
               <w:t>Fri Time</w:t>
             </w:r>
           </w:p>
@@ -116,7 +140,7 @@
       <w:tr>
         <w:tc>
           <w:tcPr>
-            <w:tcW w:type="dxa" w:w="1080"/>
+            <w:tcW w:type="dxa" w:w="1530"/>
           </w:tcPr>
           <w:p>
             <w:r>
@@ -126,7 +150,7 @@
         </w:tc>
         <w:tc>
           <w:tcPr>
-            <w:tcW w:type="dxa" w:w="1080"/>
+            <w:tcW w:type="dxa" w:w="1530"/>
           </w:tcPr>
           <w:p>
             <w:r>
@@ -136,7 +160,7 @@
         </w:tc>
         <w:tc>
           <w:tcPr>
-            <w:tcW w:type="dxa" w:w="1080"/>
+            <w:tcW w:type="dxa" w:w="1530"/>
           </w:tcPr>
           <w:p>
             <w:r>
@@ -148,7 +172,7 @@
         </w:tc>
         <w:tc>
           <w:tcPr>
-            <w:tcW w:type="dxa" w:w="1080"/>
+            <w:tcW w:type="dxa" w:w="1530"/>
           </w:tcPr>
           <w:p>
             <w:r>
@@ -160,7 +184,7 @@
         </w:tc>
         <w:tc>
           <w:tcPr>
-            <w:tcW w:type="dxa" w:w="1080"/>
+            <w:tcW w:type="dxa" w:w="1530"/>
           </w:tcPr>
           <w:p>
             <w:r>
@@ -172,7 +196,7 @@
         </w:tc>
         <w:tc>
           <w:tcPr>
-            <w:tcW w:type="dxa" w:w="1080"/>
+            <w:tcW w:type="dxa" w:w="1530"/>
           </w:tcPr>
           <w:p>
             <w:r>
@@ -184,15 +208,19 @@
         </w:tc>
         <w:tc>
           <w:tcPr>
-            <w:tcW w:type="dxa" w:w="1080"/>
+            <w:tcW w:type="dxa" w:w="1530"/>
           </w:tcPr>
           <w:p>
-            <w:r/>
+            <w:r>
+              <w:t>10C</w:t>
+              <w:br/>
+              <w:t>ENGLISH</w:t>
+            </w:r>
           </w:p>
         </w:tc>
         <w:tc>
           <w:tcPr>
-            <w:tcW w:type="dxa" w:w="1080"/>
+            <w:tcW w:type="dxa" w:w="1530"/>
           </w:tcPr>
           <w:p>
             <w:r>
@@ -204,7 +232,7 @@
       <w:tr>
         <w:tc>
           <w:tcPr>
-            <w:tcW w:type="dxa" w:w="1080"/>
+            <w:tcW w:type="dxa" w:w="1530"/>
           </w:tcPr>
           <w:p>
             <w:r>
@@ -214,7 +242,7 @@
         </w:tc>
         <w:tc>
           <w:tcPr>
-            <w:tcW w:type="dxa" w:w="1080"/>
+            <w:tcW w:type="dxa" w:w="1530"/>
           </w:tcPr>
           <w:p>
             <w:r>
@@ -224,7 +252,127 @@
         </w:tc>
         <w:tc>
           <w:tcPr>
-            <w:tcW w:type="dxa" w:w="1080"/>
+            <w:tcW w:type="dxa" w:w="1530"/>
+          </w:tcPr>
+          <w:p>
+            <w:r/>
+          </w:p>
+        </w:tc>
+        <w:tc>
+          <w:tcPr>
+            <w:tcW w:type="dxa" w:w="1530"/>
+          </w:tcPr>
+          <w:p>
+            <w:r/>
+          </w:p>
+        </w:tc>
+        <w:tc>
+          <w:tcPr>
+            <w:tcW w:type="dxa" w:w="1530"/>
+          </w:tcPr>
+          <w:p>
+            <w:r/>
+          </w:p>
+        </w:tc>
+        <w:tc>
+          <w:tcPr>
+            <w:tcW w:type="dxa" w:w="1530"/>
+          </w:tcPr>
+          <w:p>
+            <w:r>
+              <w:t>9C</w:t>
+              <w:br/>
+              <w:t>ENGLISH</w:t>
+            </w:r>
+          </w:p>
+        </w:tc>
+        <w:tc>
+          <w:tcPr>
+            <w:tcW w:type="dxa" w:w="1530"/>
+          </w:tcPr>
+          <w:p>
+            <w:r/>
+          </w:p>
+        </w:tc>
+        <w:tc>
+          <w:tcPr>
+            <w:tcW w:type="dxa" w:w="1530"/>
+          </w:tcPr>
+          <w:p>
+            <w:r>
+              <w:t>8:40-9:15</w:t>
+            </w:r>
+          </w:p>
+        </w:tc>
+      </w:tr>
+      <w:tr>
+        <w:tc>
+          <w:tcPr>
+            <w:tcW w:type="dxa" w:w="1530"/>
+          </w:tcPr>
+          <w:p>
+            <w:r>
+              <w:t>P3</w:t>
+            </w:r>
+          </w:p>
+        </w:tc>
+        <w:tc>
+          <w:tcPr>
+            <w:tcW w:type="dxa" w:w="1530"/>
+          </w:tcPr>
+          <w:p>
+            <w:r>
+              <w:t>9:30-10:10</w:t>
+            </w:r>
+          </w:p>
+        </w:tc>
+        <w:tc>
+          <w:tcPr>
+            <w:tcW w:type="dxa" w:w="1530"/>
+          </w:tcPr>
+          <w:p>
+            <w:r>
+              <w:t>10C</w:t>
+              <w:br/>
+              <w:t>ENGLISH</w:t>
+            </w:r>
+          </w:p>
+        </w:tc>
+        <w:tc>
+          <w:tcPr>
+            <w:tcW w:type="dxa" w:w="1530"/>
+          </w:tcPr>
+          <w:p>
+            <w:r>
+              <w:t>6A</w:t>
+              <w:br/>
+              <w:t>ENGLISH</w:t>
+            </w:r>
+          </w:p>
+        </w:tc>
+        <w:tc>
+          <w:tcPr>
+            <w:tcW w:type="dxa" w:w="1530"/>
+          </w:tcPr>
+          <w:p>
+            <w:r>
+              <w:t>9C</w:t>
+              <w:br/>
+              <w:t>ENGLISH</w:t>
+            </w:r>
+          </w:p>
+        </w:tc>
+        <w:tc>
+          <w:tcPr>
+            <w:tcW w:type="dxa" w:w="1530"/>
+          </w:tcPr>
+          <w:p>
+            <w:r/>
+          </w:p>
+        </w:tc>
+        <w:tc>
+          <w:tcPr>
+            <w:tcW w:type="dxa" w:w="1530"/>
           </w:tcPr>
           <w:p>
             <w:r>
@@ -236,7 +384,39 @@
         </w:tc>
         <w:tc>
           <w:tcPr>
-            <w:tcW w:type="dxa" w:w="1080"/>
+            <w:tcW w:type="dxa" w:w="1530"/>
+          </w:tcPr>
+          <w:p>
+            <w:r>
+              <w:t>9:15-9:50</w:t>
+            </w:r>
+          </w:p>
+        </w:tc>
+      </w:tr>
+      <w:tr>
+        <w:tc>
+          <w:tcPr>
+            <w:tcW w:type="dxa" w:w="1530"/>
+          </w:tcPr>
+          <w:p>
+            <w:r>
+              <w:t>P4</w:t>
+            </w:r>
+          </w:p>
+        </w:tc>
+        <w:tc>
+          <w:tcPr>
+            <w:tcW w:type="dxa" w:w="1530"/>
+          </w:tcPr>
+          <w:p>
+            <w:r>
+              <w:t>10:10-10:50</w:t>
+            </w:r>
+          </w:p>
+        </w:tc>
+        <w:tc>
+          <w:tcPr>
+            <w:tcW w:type="dxa" w:w="1530"/>
           </w:tcPr>
           <w:p>
             <w:r/>
@@ -244,7 +424,87 @@
         </w:tc>
         <w:tc>
           <w:tcPr>
-            <w:tcW w:type="dxa" w:w="1080"/>
+            <w:tcW w:type="dxa" w:w="1530"/>
+          </w:tcPr>
+          <w:p>
+            <w:r>
+              <w:t>7D</w:t>
+              <w:br/>
+              <w:t>ENGLISH</w:t>
+            </w:r>
+          </w:p>
+        </w:tc>
+        <w:tc>
+          <w:tcPr>
+            <w:tcW w:type="dxa" w:w="1530"/>
+          </w:tcPr>
+          <w:p>
+            <w:r>
+              <w:t>7D</w:t>
+              <w:br/>
+              <w:t>ENGLISH</w:t>
+            </w:r>
+          </w:p>
+        </w:tc>
+        <w:tc>
+          <w:tcPr>
+            <w:tcW w:type="dxa" w:w="1530"/>
+          </w:tcPr>
+          <w:p>
+            <w:r>
+              <w:t>6A</w:t>
+              <w:br/>
+              <w:t>ENGLISH</w:t>
+            </w:r>
+          </w:p>
+        </w:tc>
+        <w:tc>
+          <w:tcPr>
+            <w:tcW w:type="dxa" w:w="1530"/>
+          </w:tcPr>
+          <w:p>
+            <w:r>
+              <w:t>6A</w:t>
+              <w:br/>
+              <w:t>ENGLISH</w:t>
+            </w:r>
+          </w:p>
+        </w:tc>
+        <w:tc>
+          <w:tcPr>
+            <w:tcW w:type="dxa" w:w="1530"/>
+          </w:tcPr>
+          <w:p>
+            <w:r>
+              <w:t>9:50-10:25</w:t>
+            </w:r>
+          </w:p>
+        </w:tc>
+      </w:tr>
+      <w:tr>
+        <w:tc>
+          <w:tcPr>
+            <w:tcW w:type="dxa" w:w="1530"/>
+          </w:tcPr>
+          <w:p>
+            <w:r>
+              <w:t>Lunch</w:t>
+            </w:r>
+          </w:p>
+        </w:tc>
+        <w:tc>
+          <w:tcPr>
+            <w:tcW w:type="dxa" w:w="1530"/>
+          </w:tcPr>
+          <w:p>
+            <w:r>
+              <w:t>10:50-11:20</w:t>
+            </w:r>
+          </w:p>
+        </w:tc>
+        <w:tc>
+          <w:tcPr>
+            <w:tcW w:type="dxa" w:w="1530"/>
           </w:tcPr>
           <w:p>
             <w:r/>
@@ -252,7 +512,7 @@
         </w:tc>
         <w:tc>
           <w:tcPr>
-            <w:tcW w:type="dxa" w:w="1080"/>
+            <w:tcW w:type="dxa" w:w="1530"/>
           </w:tcPr>
           <w:p>
             <w:r/>
@@ -260,7 +520,91 @@
         </w:tc>
         <w:tc>
           <w:tcPr>
-            <w:tcW w:type="dxa" w:w="1080"/>
+            <w:tcW w:type="dxa" w:w="1530"/>
+          </w:tcPr>
+          <w:p>
+            <w:r/>
+          </w:p>
+        </w:tc>
+        <w:tc>
+          <w:tcPr>
+            <w:tcW w:type="dxa" w:w="1530"/>
+          </w:tcPr>
+          <w:p>
+            <w:r/>
+          </w:p>
+        </w:tc>
+        <w:tc>
+          <w:tcPr>
+            <w:tcW w:type="dxa" w:w="1530"/>
+          </w:tcPr>
+          <w:p>
+            <w:r/>
+          </w:p>
+        </w:tc>
+        <w:tc>
+          <w:tcPr>
+            <w:tcW w:type="dxa" w:w="1530"/>
+          </w:tcPr>
+          <w:p>
+            <w:r>
+              <w:t>10:25-10:55</w:t>
+            </w:r>
+          </w:p>
+        </w:tc>
+      </w:tr>
+      <w:tr>
+        <w:tc>
+          <w:tcPr>
+            <w:tcW w:type="dxa" w:w="1530"/>
+          </w:tcPr>
+          <w:p>
+            <w:r>
+              <w:t>P5</w:t>
+            </w:r>
+          </w:p>
+        </w:tc>
+        <w:tc>
+          <w:tcPr>
+            <w:tcW w:type="dxa" w:w="1530"/>
+          </w:tcPr>
+          <w:p>
+            <w:r>
+              <w:t>11:20-12:00</w:t>
+            </w:r>
+          </w:p>
+        </w:tc>
+        <w:tc>
+          <w:tcPr>
+            <w:tcW w:type="dxa" w:w="1530"/>
+          </w:tcPr>
+          <w:p>
+            <w:r>
+              <w:t>9C</w:t>
+              <w:br/>
+              <w:t>ENGLISH</w:t>
+            </w:r>
+          </w:p>
+        </w:tc>
+        <w:tc>
+          <w:tcPr>
+            <w:tcW w:type="dxa" w:w="1530"/>
+          </w:tcPr>
+          <w:p>
+            <w:r/>
+          </w:p>
+        </w:tc>
+        <w:tc>
+          <w:tcPr>
+            <w:tcW w:type="dxa" w:w="1530"/>
+          </w:tcPr>
+          <w:p>
+            <w:r/>
+          </w:p>
+        </w:tc>
+        <w:tc>
+          <w:tcPr>
+            <w:tcW w:type="dxa" w:w="1530"/>
           </w:tcPr>
           <w:p>
             <w:r>
@@ -272,11 +616,23 @@
         </w:tc>
         <w:tc>
           <w:tcPr>
-            <w:tcW w:type="dxa" w:w="1080"/>
+            <w:tcW w:type="dxa" w:w="1530"/>
           </w:tcPr>
           <w:p>
             <w:r>
-              <w:t>8:40-9:15</w:t>
+              <w:t>8D</w:t>
+              <w:br/>
+              <w:t>ENGLISH</w:t>
+            </w:r>
+          </w:p>
+        </w:tc>
+        <w:tc>
+          <w:tcPr>
+            <w:tcW w:type="dxa" w:w="1530"/>
+          </w:tcPr>
+          <w:p>
+            <w:r>
+              <w:t>10:55-11:35</w:t>
             </w:r>
           </w:p>
         </w:tc>
@@ -284,27 +640,27 @@
       <w:tr>
         <w:tc>
           <w:tcPr>
-            <w:tcW w:type="dxa" w:w="1080"/>
+            <w:tcW w:type="dxa" w:w="1530"/>
           </w:tcPr>
           <w:p>
             <w:r>
-              <w:t>P3</w:t>
+              <w:t>P6</w:t>
             </w:r>
           </w:p>
         </w:tc>
         <w:tc>
           <w:tcPr>
-            <w:tcW w:type="dxa" w:w="1080"/>
+            <w:tcW w:type="dxa" w:w="1530"/>
           </w:tcPr>
           <w:p>
             <w:r>
-              <w:t>9:30-10:10</w:t>
+              <w:t>12:00-12:40</w:t>
             </w:r>
           </w:p>
         </w:tc>
         <w:tc>
           <w:tcPr>
-            <w:tcW w:type="dxa" w:w="1080"/>
+            <w:tcW w:type="dxa" w:w="1530"/>
           </w:tcPr>
           <w:p>
             <w:r/>
@@ -312,7 +668,103 @@
         </w:tc>
         <w:tc>
           <w:tcPr>
-            <w:tcW w:type="dxa" w:w="1080"/>
+            <w:tcW w:type="dxa" w:w="1530"/>
+          </w:tcPr>
+          <w:p>
+            <w:r>
+              <w:t>9C</w:t>
+              <w:br/>
+              <w:t>ENGLISH</w:t>
+            </w:r>
+          </w:p>
+        </w:tc>
+        <w:tc>
+          <w:tcPr>
+            <w:tcW w:type="dxa" w:w="1530"/>
+          </w:tcPr>
+          <w:p>
+            <w:r/>
+          </w:p>
+        </w:tc>
+        <w:tc>
+          <w:tcPr>
+            <w:tcW w:type="dxa" w:w="1530"/>
+          </w:tcPr>
+          <w:p>
+            <w:r/>
+          </w:p>
+        </w:tc>
+        <w:tc>
+          <w:tcPr>
+            <w:tcW w:type="dxa" w:w="1530"/>
+          </w:tcPr>
+          <w:p>
+            <w:r>
+              <w:t>9C</w:t>
+              <w:br/>
+              <w:t>ENGLISH</w:t>
+            </w:r>
+          </w:p>
+        </w:tc>
+        <w:tc>
+          <w:tcPr>
+            <w:tcW w:type="dxa" w:w="1530"/>
+          </w:tcPr>
+          <w:p>
+            <w:r>
+              <w:t>11:35-12:15</w:t>
+            </w:r>
+          </w:p>
+        </w:tc>
+      </w:tr>
+      <w:tr>
+        <w:tc>
+          <w:tcPr>
+            <w:tcW w:type="dxa" w:w="1530"/>
+          </w:tcPr>
+          <w:p>
+            <w:r>
+              <w:t>P7</w:t>
+            </w:r>
+          </w:p>
+        </w:tc>
+        <w:tc>
+          <w:tcPr>
+            <w:tcW w:type="dxa" w:w="1530"/>
+          </w:tcPr>
+          <w:p>
+            <w:r>
+              <w:t>12:40-1:20</w:t>
+            </w:r>
+          </w:p>
+        </w:tc>
+        <w:tc>
+          <w:tcPr>
+            <w:tcW w:type="dxa" w:w="1530"/>
+          </w:tcPr>
+          <w:p>
+            <w:r>
+              <w:t>7D</w:t>
+              <w:br/>
+              <w:t>ENGLISH</w:t>
+            </w:r>
+          </w:p>
+        </w:tc>
+        <w:tc>
+          <w:tcPr>
+            <w:tcW w:type="dxa" w:w="1530"/>
+          </w:tcPr>
+          <w:p>
+            <w:r>
+              <w:t>10C</w:t>
+              <w:br/>
+              <w:t>ENGLISH</w:t>
+            </w:r>
+          </w:p>
+        </w:tc>
+        <w:tc>
+          <w:tcPr>
+            <w:tcW w:type="dxa" w:w="1530"/>
           </w:tcPr>
           <w:p>
             <w:r>
@@ -324,7 +776,53 @@
         </w:tc>
         <w:tc>
           <w:tcPr>
-            <w:tcW w:type="dxa" w:w="1080"/>
+            <w:tcW w:type="dxa" w:w="1530"/>
+          </w:tcPr>
+          <w:p>
+            <w:r/>
+          </w:p>
+        </w:tc>
+        <w:tc>
+          <w:tcPr>
+            <w:tcW w:type="dxa" w:w="1530"/>
+          </w:tcPr>
+          <w:p>
+            <w:r/>
+          </w:p>
+        </w:tc>
+        <w:tc>
+          <w:tcPr>
+            <w:tcW w:type="dxa" w:w="1530"/>
+          </w:tcPr>
+          <w:p>
+            <w:r/>
+          </w:p>
+        </w:tc>
+      </w:tr>
+      <w:tr>
+        <w:tc>
+          <w:tcPr>
+            <w:tcW w:type="dxa" w:w="1530"/>
+          </w:tcPr>
+          <w:p>
+            <w:r>
+              <w:t>P8</w:t>
+            </w:r>
+          </w:p>
+        </w:tc>
+        <w:tc>
+          <w:tcPr>
+            <w:tcW w:type="dxa" w:w="1530"/>
+          </w:tcPr>
+          <w:p>
+            <w:r>
+              <w:t>1:20-2:00</w:t>
+            </w:r>
+          </w:p>
+        </w:tc>
+        <w:tc>
+          <w:tcPr>
+            <w:tcW w:type="dxa" w:w="1530"/>
           </w:tcPr>
           <w:p>
             <w:r>
@@ -336,7 +834,7 @@
         </w:tc>
         <w:tc>
           <w:tcPr>
-            <w:tcW w:type="dxa" w:w="1080"/>
+            <w:tcW w:type="dxa" w:w="1530"/>
           </w:tcPr>
           <w:p>
             <w:r/>
@@ -344,11 +842,11 @@
         </w:tc>
         <w:tc>
           <w:tcPr>
-            <w:tcW w:type="dxa" w:w="1080"/>
+            <w:tcW w:type="dxa" w:w="1530"/>
           </w:tcPr>
           <w:p>
             <w:r>
-              <w:t>8D</w:t>
+              <w:t>10C</w:t>
               <w:br/>
               <w:t>ENGLISH</w:t>
             </w:r>
@@ -356,51 +854,7 @@
         </w:tc>
         <w:tc>
           <w:tcPr>
-            <w:tcW w:type="dxa" w:w="1080"/>
-          </w:tcPr>
-          <w:p>
-            <w:r>
-              <w:t>9:15-9:50</w:t>
-            </w:r>
-          </w:p>
-        </w:tc>
-      </w:tr>
-      <w:tr>
-        <w:tc>
-          <w:tcPr>
-            <w:tcW w:type="dxa" w:w="1080"/>
-          </w:tcPr>
-          <w:p>
-            <w:r>
-              <w:t>P4</w:t>
-            </w:r>
-          </w:p>
-        </w:tc>
-        <w:tc>
-          <w:tcPr>
-            <w:tcW w:type="dxa" w:w="1080"/>
-          </w:tcPr>
-          <w:p>
-            <w:r>
-              <w:t>10:10-10:50</w:t>
-            </w:r>
-          </w:p>
-        </w:tc>
-        <w:tc>
-          <w:tcPr>
-            <w:tcW w:type="dxa" w:w="1080"/>
-          </w:tcPr>
-          <w:p>
-            <w:r>
-              <w:t>9C</w:t>
-              <w:br/>
-              <w:t>ENGLISH</w:t>
-            </w:r>
-          </w:p>
-        </w:tc>
-        <w:tc>
-          <w:tcPr>
-            <w:tcW w:type="dxa" w:w="1080"/>
+            <w:tcW w:type="dxa" w:w="1530"/>
           </w:tcPr>
           <w:p>
             <w:r>
@@ -412,7 +866,7 @@
         </w:tc>
         <w:tc>
           <w:tcPr>
-            <w:tcW w:type="dxa" w:w="1080"/>
+            <w:tcW w:type="dxa" w:w="1530"/>
           </w:tcPr>
           <w:p>
             <w:r/>
@@ -420,437 +874,7 @@
         </w:tc>
         <w:tc>
           <w:tcPr>
-            <w:tcW w:type="dxa" w:w="1080"/>
-          </w:tcPr>
-          <w:p>
-            <w:r>
-              <w:t>7D</w:t>
-              <w:br/>
-              <w:t>ENGLISH</w:t>
-            </w:r>
-          </w:p>
-        </w:tc>
-        <w:tc>
-          <w:tcPr>
-            <w:tcW w:type="dxa" w:w="1080"/>
-          </w:tcPr>
-          <w:p>
-            <w:r>
-              <w:t>6A</w:t>
-              <w:br/>
-              <w:t>ENGLISH</w:t>
-            </w:r>
-          </w:p>
-        </w:tc>
-        <w:tc>
-          <w:tcPr>
-            <w:tcW w:type="dxa" w:w="1080"/>
-          </w:tcPr>
-          <w:p>
-            <w:r>
-              <w:t>9:50-10:25</w:t>
-            </w:r>
-          </w:p>
-        </w:tc>
-      </w:tr>
-      <w:tr>
-        <w:tc>
-          <w:tcPr>
-            <w:tcW w:type="dxa" w:w="1080"/>
-          </w:tcPr>
-          <w:p>
-            <w:r>
-              <w:t>Lunch</w:t>
-            </w:r>
-          </w:p>
-        </w:tc>
-        <w:tc>
-          <w:tcPr>
-            <w:tcW w:type="dxa" w:w="1080"/>
-          </w:tcPr>
-          <w:p>
-            <w:r>
-              <w:t>10:50-11:20</w:t>
-            </w:r>
-          </w:p>
-        </w:tc>
-        <w:tc>
-          <w:tcPr>
-            <w:tcW w:type="dxa" w:w="1080"/>
-          </w:tcPr>
-          <w:p>
-            <w:r/>
-          </w:p>
-        </w:tc>
-        <w:tc>
-          <w:tcPr>
-            <w:tcW w:type="dxa" w:w="1080"/>
-          </w:tcPr>
-          <w:p>
-            <w:r/>
-          </w:p>
-        </w:tc>
-        <w:tc>
-          <w:tcPr>
-            <w:tcW w:type="dxa" w:w="1080"/>
-          </w:tcPr>
-          <w:p>
-            <w:r/>
-          </w:p>
-        </w:tc>
-        <w:tc>
-          <w:tcPr>
-            <w:tcW w:type="dxa" w:w="1080"/>
-          </w:tcPr>
-          <w:p>
-            <w:r/>
-          </w:p>
-        </w:tc>
-        <w:tc>
-          <w:tcPr>
-            <w:tcW w:type="dxa" w:w="1080"/>
-          </w:tcPr>
-          <w:p>
-            <w:r/>
-          </w:p>
-        </w:tc>
-        <w:tc>
-          <w:tcPr>
-            <w:tcW w:type="dxa" w:w="1080"/>
-          </w:tcPr>
-          <w:p>
-            <w:r>
-              <w:t>10:25-10:55</w:t>
-            </w:r>
-          </w:p>
-        </w:tc>
-      </w:tr>
-      <w:tr>
-        <w:tc>
-          <w:tcPr>
-            <w:tcW w:type="dxa" w:w="1080"/>
-          </w:tcPr>
-          <w:p>
-            <w:r>
-              <w:t>P5</w:t>
-            </w:r>
-          </w:p>
-        </w:tc>
-        <w:tc>
-          <w:tcPr>
-            <w:tcW w:type="dxa" w:w="1080"/>
-          </w:tcPr>
-          <w:p>
-            <w:r>
-              <w:t>11:20-12:00</w:t>
-            </w:r>
-          </w:p>
-        </w:tc>
-        <w:tc>
-          <w:tcPr>
-            <w:tcW w:type="dxa" w:w="1080"/>
-          </w:tcPr>
-          <w:p>
-            <w:r>
-              <w:t>6A</w:t>
-              <w:br/>
-              <w:t>ENGLISH</w:t>
-            </w:r>
-          </w:p>
-        </w:tc>
-        <w:tc>
-          <w:tcPr>
-            <w:tcW w:type="dxa" w:w="1080"/>
-          </w:tcPr>
-          <w:p>
-            <w:r>
-              <w:t>10C</w:t>
-              <w:br/>
-              <w:t>ENGLISH</w:t>
-            </w:r>
-          </w:p>
-        </w:tc>
-        <w:tc>
-          <w:tcPr>
-            <w:tcW w:type="dxa" w:w="1080"/>
-          </w:tcPr>
-          <w:p>
-            <w:r>
-              <w:t>7D</w:t>
-              <w:br/>
-              <w:t>ENGLISH</w:t>
-            </w:r>
-          </w:p>
-        </w:tc>
-        <w:tc>
-          <w:tcPr>
-            <w:tcW w:type="dxa" w:w="1080"/>
-          </w:tcPr>
-          <w:p>
-            <w:r>
-              <w:t>9C</w:t>
-              <w:br/>
-              <w:t>ENGLISH</w:t>
-            </w:r>
-          </w:p>
-        </w:tc>
-        <w:tc>
-          <w:tcPr>
-            <w:tcW w:type="dxa" w:w="1080"/>
-          </w:tcPr>
-          <w:p>
-            <w:r>
-              <w:t>9C</w:t>
-              <w:br/>
-              <w:t>ENGLISH</w:t>
-            </w:r>
-          </w:p>
-        </w:tc>
-        <w:tc>
-          <w:tcPr>
-            <w:tcW w:type="dxa" w:w="1080"/>
-          </w:tcPr>
-          <w:p>
-            <w:r>
-              <w:t>10:55-11:35</w:t>
-            </w:r>
-          </w:p>
-        </w:tc>
-      </w:tr>
-      <w:tr>
-        <w:tc>
-          <w:tcPr>
-            <w:tcW w:type="dxa" w:w="1080"/>
-          </w:tcPr>
-          <w:p>
-            <w:r>
-              <w:t>P6</w:t>
-            </w:r>
-          </w:p>
-        </w:tc>
-        <w:tc>
-          <w:tcPr>
-            <w:tcW w:type="dxa" w:w="1080"/>
-          </w:tcPr>
-          <w:p>
-            <w:r>
-              <w:t>12:00-12:40</w:t>
-            </w:r>
-          </w:p>
-        </w:tc>
-        <w:tc>
-          <w:tcPr>
-            <w:tcW w:type="dxa" w:w="1080"/>
-          </w:tcPr>
-          <w:p>
-            <w:r>
-              <w:t>10C</w:t>
-              <w:br/>
-              <w:t>ENGLISH</w:t>
-            </w:r>
-          </w:p>
-        </w:tc>
-        <w:tc>
-          <w:tcPr>
-            <w:tcW w:type="dxa" w:w="1080"/>
-          </w:tcPr>
-          <w:p>
-            <w:r/>
-          </w:p>
-        </w:tc>
-        <w:tc>
-          <w:tcPr>
-            <w:tcW w:type="dxa" w:w="1080"/>
-          </w:tcPr>
-          <w:p>
-            <w:r>
-              <w:t>10C</w:t>
-              <w:br/>
-              <w:t>ENGLISH</w:t>
-            </w:r>
-          </w:p>
-        </w:tc>
-        <w:tc>
-          <w:tcPr>
-            <w:tcW w:type="dxa" w:w="1080"/>
-          </w:tcPr>
-          <w:p>
-            <w:r/>
-          </w:p>
-        </w:tc>
-        <w:tc>
-          <w:tcPr>
-            <w:tcW w:type="dxa" w:w="1080"/>
-          </w:tcPr>
-          <w:p>
-            <w:r>
-              <w:t>7D</w:t>
-              <w:br/>
-              <w:t>ENGLISH</w:t>
-            </w:r>
-          </w:p>
-        </w:tc>
-        <w:tc>
-          <w:tcPr>
-            <w:tcW w:type="dxa" w:w="1080"/>
-          </w:tcPr>
-          <w:p>
-            <w:r>
-              <w:t>11:35-12:15</w:t>
-            </w:r>
-          </w:p>
-        </w:tc>
-      </w:tr>
-      <w:tr>
-        <w:tc>
-          <w:tcPr>
-            <w:tcW w:type="dxa" w:w="1080"/>
-          </w:tcPr>
-          <w:p>
-            <w:r>
-              <w:t>P7</w:t>
-            </w:r>
-          </w:p>
-        </w:tc>
-        <w:tc>
-          <w:tcPr>
-            <w:tcW w:type="dxa" w:w="1080"/>
-          </w:tcPr>
-          <w:p>
-            <w:r>
-              <w:t>12:40-1:20</w:t>
-            </w:r>
-          </w:p>
-        </w:tc>
-        <w:tc>
-          <w:tcPr>
-            <w:tcW w:type="dxa" w:w="1080"/>
-          </w:tcPr>
-          <w:p>
-            <w:r/>
-          </w:p>
-        </w:tc>
-        <w:tc>
-          <w:tcPr>
-            <w:tcW w:type="dxa" w:w="1080"/>
-          </w:tcPr>
-          <w:p>
-            <w:r/>
-          </w:p>
-        </w:tc>
-        <w:tc>
-          <w:tcPr>
-            <w:tcW w:type="dxa" w:w="1080"/>
-          </w:tcPr>
-          <w:p>
-            <w:r>
-              <w:t>9C</w:t>
-              <w:br/>
-              <w:t>ENGLISH</w:t>
-            </w:r>
-          </w:p>
-        </w:tc>
-        <w:tc>
-          <w:tcPr>
-            <w:tcW w:type="dxa" w:w="1080"/>
-          </w:tcPr>
-          <w:p>
-            <w:r>
-              <w:t>10C</w:t>
-              <w:br/>
-              <w:t>ENGLISH</w:t>
-            </w:r>
-          </w:p>
-        </w:tc>
-        <w:tc>
-          <w:tcPr>
-            <w:tcW w:type="dxa" w:w="1080"/>
-          </w:tcPr>
-          <w:p>
-            <w:r/>
-          </w:p>
-        </w:tc>
-        <w:tc>
-          <w:tcPr>
-            <w:tcW w:type="dxa" w:w="1080"/>
-          </w:tcPr>
-          <w:p>
-            <w:r/>
-          </w:p>
-        </w:tc>
-      </w:tr>
-      <w:tr>
-        <w:tc>
-          <w:tcPr>
-            <w:tcW w:type="dxa" w:w="1080"/>
-          </w:tcPr>
-          <w:p>
-            <w:r>
-              <w:t>P8</w:t>
-            </w:r>
-          </w:p>
-        </w:tc>
-        <w:tc>
-          <w:tcPr>
-            <w:tcW w:type="dxa" w:w="1080"/>
-          </w:tcPr>
-          <w:p>
-            <w:r>
-              <w:t>1:20-2:00</w:t>
-            </w:r>
-          </w:p>
-        </w:tc>
-        <w:tc>
-          <w:tcPr>
-            <w:tcW w:type="dxa" w:w="1080"/>
-          </w:tcPr>
-          <w:p>
-            <w:r/>
-          </w:p>
-        </w:tc>
-        <w:tc>
-          <w:tcPr>
-            <w:tcW w:type="dxa" w:w="1080"/>
-          </w:tcPr>
-          <w:p>
-            <w:r>
-              <w:t>9C</w:t>
-              <w:br/>
-              <w:t>ENGLISH</w:t>
-            </w:r>
-          </w:p>
-        </w:tc>
-        <w:tc>
-          <w:tcPr>
-            <w:tcW w:type="dxa" w:w="1080"/>
-          </w:tcPr>
-          <w:p>
-            <w:r/>
-          </w:p>
-        </w:tc>
-        <w:tc>
-          <w:tcPr>
-            <w:tcW w:type="dxa" w:w="1080"/>
-          </w:tcPr>
-          <w:p>
-            <w:r>
-              <w:t>6A</w:t>
-              <w:br/>
-              <w:t>ENGLISH</w:t>
-            </w:r>
-          </w:p>
-        </w:tc>
-        <w:tc>
-          <w:tcPr>
-            <w:tcW w:type="dxa" w:w="1080"/>
-          </w:tcPr>
-          <w:p>
-            <w:r/>
-          </w:p>
-        </w:tc>
-        <w:tc>
-          <w:tcPr>
-            <w:tcW w:type="dxa" w:w="1080"/>
+            <w:tcW w:type="dxa" w:w="1530"/>
           </w:tcPr>
           <w:p>
             <w:r/>
@@ -859,7 +883,7 @@
       </w:tr>
     </w:tbl>
     <w:sectPr>
-      <w:pgSz w:w="12240" w:h="15840"/>
+      <w:pgSz w:w="15840" w:h="12240" w:orient="landscape"/>
       <w:pgMar w:top="1440" w:right="1800" w:bottom="1440" w:left="1800" w:header="720" w:footer="720" w:gutter="0"/>
       <w:cols w:space="720"/>
       <w:docGrid w:linePitch="360"/>

--- a/MEHREEN KHAN_timetable.docx
+++ b/MEHREEN KHAN_timetable.docx
@@ -691,7 +691,11 @@
             <w:tcW w:type="dxa" w:w="1530"/>
           </w:tcPr>
           <w:p>
-            <w:r/>
+            <w:r>
+              <w:t>7D</w:t>
+              <w:br/>
+              <w:t>ENGLISH</w:t>
+            </w:r>
           </w:p>
         </w:tc>
         <w:tc>
@@ -857,11 +861,7 @@
             <w:tcW w:type="dxa" w:w="1530"/>
           </w:tcPr>
           <w:p>
-            <w:r>
-              <w:t>7D</w:t>
-              <w:br/>
-              <w:t>ENGLISH</w:t>
-            </w:r>
+            <w:r/>
           </w:p>
         </w:tc>
         <w:tc>

--- a/MEHREEN KHAN_timetable.docx
+++ b/MEHREEN KHAN_timetable.docx
@@ -599,7 +599,11 @@
             <w:tcW w:type="dxa" w:w="1530"/>
           </w:tcPr>
           <w:p>
-            <w:r/>
+            <w:r>
+              <w:t>10C</w:t>
+              <w:br/>
+              <w:t>ENGLISH</w:t>
+            </w:r>
           </w:p>
         </w:tc>
         <w:tc>
@@ -849,11 +853,7 @@
             <w:tcW w:type="dxa" w:w="1530"/>
           </w:tcPr>
           <w:p>
-            <w:r>
-              <w:t>10C</w:t>
-              <w:br/>
-              <w:t>ENGLISH</w:t>
-            </w:r>
+            <w:r/>
           </w:p>
         </w:tc>
         <w:tc>

--- a/MEHREEN KHAN_timetable.docx
+++ b/MEHREEN KHAN_timetable.docx
@@ -675,11 +675,7 @@
             <w:tcW w:type="dxa" w:w="1530"/>
           </w:tcPr>
           <w:p>
-            <w:r>
-              <w:t>9C</w:t>
-              <w:br/>
-              <w:t>ENGLISH</w:t>
-            </w:r>
+            <w:r/>
           </w:p>
         </w:tc>
         <w:tc>
@@ -695,11 +691,7 @@
             <w:tcW w:type="dxa" w:w="1530"/>
           </w:tcPr>
           <w:p>
-            <w:r>
-              <w:t>7D</w:t>
-              <w:br/>
-              <w:t>ENGLISH</w:t>
-            </w:r>
+            <w:r/>
           </w:p>
         </w:tc>
         <w:tc>
@@ -845,7 +837,11 @@
             <w:tcW w:type="dxa" w:w="1530"/>
           </w:tcPr>
           <w:p>
-            <w:r/>
+            <w:r>
+              <w:t>9C</w:t>
+              <w:br/>
+              <w:t>ENGLISH</w:t>
+            </w:r>
           </w:p>
         </w:tc>
         <w:tc>
@@ -861,7 +857,11 @@
             <w:tcW w:type="dxa" w:w="1530"/>
           </w:tcPr>
           <w:p>
-            <w:r/>
+            <w:r>
+              <w:t>7D</w:t>
+              <w:br/>
+              <w:t>ENGLISH</w:t>
+            </w:r>
           </w:p>
         </w:tc>
         <w:tc>

--- a/MEHREEN KHAN_timetable.docx
+++ b/MEHREEN KHAN_timetable.docx
@@ -451,11 +451,7 @@
             <w:tcW w:type="dxa" w:w="1530"/>
           </w:tcPr>
           <w:p>
-            <w:r>
-              <w:t>6A</w:t>
-              <w:br/>
-              <w:t>ENGLISH</w:t>
-            </w:r>
+            <w:r/>
           </w:p>
         </w:tc>
         <w:tc>
@@ -691,7 +687,11 @@
             <w:tcW w:type="dxa" w:w="1530"/>
           </w:tcPr>
           <w:p>
-            <w:r/>
+            <w:r>
+              <w:t>6A</w:t>
+              <w:br/>
+              <w:t>ENGLISH</w:t>
+            </w:r>
           </w:p>
         </w:tc>
         <w:tc>

--- a/MEHREEN KHAN_timetable.docx
+++ b/MEHREEN KHAN_timetable.docx
@@ -376,7 +376,7 @@
           </w:tcPr>
           <w:p>
             <w:r>
-              <w:t>7D</w:t>
+              <w:t>8C</w:t>
               <w:br/>
               <w:t>ENGLISH</w:t>
             </w:r>
@@ -427,11 +427,15 @@
             <w:tcW w:type="dxa" w:w="1530"/>
           </w:tcPr>
           <w:p>
-            <w:r>
-              <w:t>7D</w:t>
-              <w:br/>
-              <w:t>ENGLISH</w:t>
-            </w:r>
+            <w:r/>
+          </w:p>
+        </w:tc>
+        <w:tc>
+          <w:tcPr>
+            <w:tcW w:type="dxa" w:w="1530"/>
+          </w:tcPr>
+          <w:p>
+            <w:r/>
           </w:p>
         </w:tc>
         <w:tc>
@@ -440,18 +444,10 @@
           </w:tcPr>
           <w:p>
             <w:r>
-              <w:t>7D</w:t>
+              <w:t>8C</w:t>
               <w:br/>
               <w:t>ENGLISH</w:t>
             </w:r>
-          </w:p>
-        </w:tc>
-        <w:tc>
-          <w:tcPr>
-            <w:tcW w:type="dxa" w:w="1530"/>
-          </w:tcPr>
-          <w:p>
-            <w:r/>
           </w:p>
         </w:tc>
         <w:tc>
@@ -587,7 +583,11 @@
             <w:tcW w:type="dxa" w:w="1530"/>
           </w:tcPr>
           <w:p>
-            <w:r/>
+            <w:r>
+              <w:t>8C</w:t>
+              <w:br/>
+              <w:t>ENGLISH</w:t>
+            </w:r>
           </w:p>
         </w:tc>
         <w:tc>
@@ -744,7 +744,7 @@
           </w:tcPr>
           <w:p>
             <w:r>
-              <w:t>7D</w:t>
+              <w:t>8C</w:t>
               <w:br/>
               <w:t>ENGLISH</w:t>
             </w:r>
@@ -849,7 +849,11 @@
             <w:tcW w:type="dxa" w:w="1530"/>
           </w:tcPr>
           <w:p>
-            <w:r/>
+            <w:r>
+              <w:t>8C</w:t>
+              <w:br/>
+              <w:t>ENGLISH</w:t>
+            </w:r>
           </w:p>
         </w:tc>
         <w:tc>
@@ -857,11 +861,7 @@
             <w:tcW w:type="dxa" w:w="1530"/>
           </w:tcPr>
           <w:p>
-            <w:r>
-              <w:t>7D</w:t>
-              <w:br/>
-              <w:t>ENGLISH</w:t>
-            </w:r>
+            <w:r/>
           </w:p>
         </w:tc>
         <w:tc>

--- a/MEHREEN KHAN_timetable.docx
+++ b/MEHREEN KHAN_timetable.docx
@@ -211,11 +211,7 @@
             <w:tcW w:type="dxa" w:w="1530"/>
           </w:tcPr>
           <w:p>
-            <w:r>
-              <w:t>10C</w:t>
-              <w:br/>
-              <w:t>ENGLISH</w:t>
-            </w:r>
+            <w:r/>
           </w:p>
         </w:tc>
         <w:tc>
@@ -271,7 +267,11 @@
             <w:tcW w:type="dxa" w:w="1530"/>
           </w:tcPr>
           <w:p>
-            <w:r/>
+            <w:r>
+              <w:t>8C</w:t>
+              <w:br/>
+              <w:t>ENGLISH</w:t>
+            </w:r>
           </w:p>
         </w:tc>
         <w:tc>
@@ -291,7 +291,11 @@
             <w:tcW w:type="dxa" w:w="1530"/>
           </w:tcPr>
           <w:p>
-            <w:r/>
+            <w:r>
+              <w:t>9C</w:t>
+              <w:br/>
+              <w:t>ENGLISH</w:t>
+            </w:r>
           </w:p>
         </w:tc>
         <w:tc>
@@ -331,11 +335,7 @@
             <w:tcW w:type="dxa" w:w="1530"/>
           </w:tcPr>
           <w:p>
-            <w:r>
-              <w:t>10C</w:t>
-              <w:br/>
-              <w:t>ENGLISH</w:t>
-            </w:r>
+            <w:r/>
           </w:p>
         </w:tc>
         <w:tc>
@@ -355,11 +355,7 @@
             <w:tcW w:type="dxa" w:w="1530"/>
           </w:tcPr>
           <w:p>
-            <w:r>
-              <w:t>9C</w:t>
-              <w:br/>
-              <w:t>ENGLISH</w:t>
-            </w:r>
+            <w:r/>
           </w:p>
         </w:tc>
         <w:tc>
@@ -376,7 +372,7 @@
           </w:tcPr>
           <w:p>
             <w:r>
-              <w:t>8C</w:t>
+              <w:t>6A</w:t>
               <w:br/>
               <w:t>ENGLISH</w:t>
             </w:r>
@@ -419,7 +415,23 @@
             <w:tcW w:type="dxa" w:w="1530"/>
           </w:tcPr>
           <w:p>
-            <w:r/>
+            <w:r>
+              <w:t>10C</w:t>
+              <w:br/>
+              <w:t>ENGLISH</w:t>
+            </w:r>
+          </w:p>
+        </w:tc>
+        <w:tc>
+          <w:tcPr>
+            <w:tcW w:type="dxa" w:w="1530"/>
+          </w:tcPr>
+          <w:p>
+            <w:r>
+              <w:t>10C</w:t>
+              <w:br/>
+              <w:t>ENGLISH</w:t>
+            </w:r>
           </w:p>
         </w:tc>
         <w:tc>
@@ -444,19 +456,7 @@
           </w:tcPr>
           <w:p>
             <w:r>
-              <w:t>8C</w:t>
-              <w:br/>
-              <w:t>ENGLISH</w:t>
-            </w:r>
-          </w:p>
-        </w:tc>
-        <w:tc>
-          <w:tcPr>
-            <w:tcW w:type="dxa" w:w="1530"/>
-          </w:tcPr>
-          <w:p>
-            <w:r>
-              <w:t>6A</w:t>
+              <w:t>10C</w:t>
               <w:br/>
               <w:t>ENGLISH</w:t>
             </w:r>
@@ -571,8 +571,24 @@
             <w:tcW w:type="dxa" w:w="1530"/>
           </w:tcPr>
           <w:p>
+            <w:r/>
+          </w:p>
+        </w:tc>
+        <w:tc>
+          <w:tcPr>
+            <w:tcW w:type="dxa" w:w="1530"/>
+          </w:tcPr>
+          <w:p>
+            <w:r/>
+          </w:p>
+        </w:tc>
+        <w:tc>
+          <w:tcPr>
+            <w:tcW w:type="dxa" w:w="1530"/>
+          </w:tcPr>
+          <w:p>
             <w:r>
-              <w:t>9C</w:t>
+              <w:t>6A</w:t>
               <w:br/>
               <w:t>ENGLISH</w:t>
             </w:r>
@@ -596,31 +612,7 @@
           </w:tcPr>
           <w:p>
             <w:r>
-              <w:t>10C</w:t>
-              <w:br/>
-              <w:t>ENGLISH</w:t>
-            </w:r>
-          </w:p>
-        </w:tc>
-        <w:tc>
-          <w:tcPr>
-            <w:tcW w:type="dxa" w:w="1530"/>
-          </w:tcPr>
-          <w:p>
-            <w:r>
-              <w:t>10C</w:t>
-              <w:br/>
-              <w:t>ENGLISH</w:t>
-            </w:r>
-          </w:p>
-        </w:tc>
-        <w:tc>
-          <w:tcPr>
-            <w:tcW w:type="dxa" w:w="1530"/>
-          </w:tcPr>
-          <w:p>
-            <w:r>
-              <w:t>8D</w:t>
+              <w:t>8C</w:t>
               <w:br/>
               <w:t>ENGLISH</w:t>
             </w:r>
@@ -663,7 +655,11 @@
             <w:tcW w:type="dxa" w:w="1530"/>
           </w:tcPr>
           <w:p>
-            <w:r/>
+            <w:r>
+              <w:t>9C</w:t>
+              <w:br/>
+              <w:t>ENGLISH</w:t>
+            </w:r>
           </w:p>
         </w:tc>
         <w:tc>
@@ -671,7 +667,23 @@
             <w:tcW w:type="dxa" w:w="1530"/>
           </w:tcPr>
           <w:p>
-            <w:r/>
+            <w:r>
+              <w:t>9C</w:t>
+              <w:br/>
+              <w:t>ENGLISH</w:t>
+            </w:r>
+          </w:p>
+        </w:tc>
+        <w:tc>
+          <w:tcPr>
+            <w:tcW w:type="dxa" w:w="1530"/>
+          </w:tcPr>
+          <w:p>
+            <w:r>
+              <w:t>10C</w:t>
+              <w:br/>
+              <w:t>ENGLISH</w:t>
+            </w:r>
           </w:p>
         </w:tc>
         <w:tc>
@@ -688,19 +700,7 @@
           </w:tcPr>
           <w:p>
             <w:r>
-              <w:t>6A</w:t>
-              <w:br/>
-              <w:t>ENGLISH</w:t>
-            </w:r>
-          </w:p>
-        </w:tc>
-        <w:tc>
-          <w:tcPr>
-            <w:tcW w:type="dxa" w:w="1530"/>
-          </w:tcPr>
-          <w:p>
-            <w:r>
-              <w:t>9C</w:t>
+              <w:t>8D</w:t>
               <w:br/>
               <w:t>ENGLISH</w:t>
             </w:r>
@@ -756,7 +756,7 @@
           </w:tcPr>
           <w:p>
             <w:r>
-              <w:t>10C</w:t>
+              <w:t>8C</w:t>
               <w:br/>
               <w:t>ENGLISH</w:t>
             </w:r>
@@ -768,7 +768,7 @@
           </w:tcPr>
           <w:p>
             <w:r>
-              <w:t>6A</w:t>
+              <w:t>9C</w:t>
               <w:br/>
               <w:t>ENGLISH</w:t>
             </w:r>
@@ -779,7 +779,11 @@
             <w:tcW w:type="dxa" w:w="1530"/>
           </w:tcPr>
           <w:p>
-            <w:r/>
+            <w:r>
+              <w:t>10C</w:t>
+              <w:br/>
+              <w:t>ENGLISH</w:t>
+            </w:r>
           </w:p>
         </w:tc>
         <w:tc>
@@ -837,11 +841,15 @@
             <w:tcW w:type="dxa" w:w="1530"/>
           </w:tcPr>
           <w:p>
-            <w:r>
-              <w:t>9C</w:t>
-              <w:br/>
-              <w:t>ENGLISH</w:t>
-            </w:r>
+            <w:r/>
+          </w:p>
+        </w:tc>
+        <w:tc>
+          <w:tcPr>
+            <w:tcW w:type="dxa" w:w="1530"/>
+          </w:tcPr>
+          <w:p>
+            <w:r/>
           </w:p>
         </w:tc>
         <w:tc>
@@ -850,18 +858,10 @@
           </w:tcPr>
           <w:p>
             <w:r>
-              <w:t>8C</w:t>
+              <w:t>6A</w:t>
               <w:br/>
               <w:t>ENGLISH</w:t>
             </w:r>
-          </w:p>
-        </w:tc>
-        <w:tc>
-          <w:tcPr>
-            <w:tcW w:type="dxa" w:w="1530"/>
-          </w:tcPr>
-          <w:p>
-            <w:r/>
           </w:p>
         </w:tc>
         <w:tc>
